--- a/assets/docs/samples/demo.docx
+++ b/assets/docs/samples/demo.docx
@@ -490,7 +490,7 @@
       </w:pPr>
       <w:r>
         <w:rPr>
-          <w:lang w:val="en-US" w:eastAsia="ru-RU"/>
+          <w:lang w:val="en-US"/>
         </w:rPr>
         <mc:AlternateContent>
           <mc:Choice Requires="wpg">
@@ -1039,7 +1039,7 @@
       </w:pPr>
       <w:r>
         <w:rPr>
-          <w:lang w:val="en-US" w:eastAsia="ru-RU"/>
+          <w:lang w:val="en-US"/>
         </w:rPr>
         <w:drawing>
           <wp:inline distT="0" distB="0" distL="0" distR="0">
@@ -1086,7 +1086,7 @@
         <w:color w:val="000000"/>
         <w:sz w:val="20"/>
         <w:szCs w:val="20"/>
-        <w:lang w:val="ru-RU" w:bidi="en-US"/>
+        <w:lang w:val="en-US" w:bidi="en-US"/>
       </w:rPr>
       <w:pBdr>
         <w:top w:val="single" w:color="9CC2E5" w:sz="36" w:space="10"/>
@@ -1203,7 +1203,7 @@
     </w:pPr>
     <w:r>
       <w:rPr>
-        <w:lang w:val="ru-RU" w:eastAsia="ru-RU"/>
+        <w:lang w:val="en-US" w:eastAsia="en-US"/>
       </w:rPr>
       <mc:AlternateContent>
         <mc:Choice Requires="wpg">
@@ -16958,7 +16958,6 @@
       <w:color w:val="000000"/>
       <w:sz w:val="48"/>
       <w:szCs w:val="48"/>
-      <w:lang w:val="ru-RU" w:bidi="en-US"/>
     </w:rPr>
     <w:pPr>
       <w:keepLines/>
@@ -18523,7 +18522,6 @@
       <w:color w:val="000000"/>
       <w:sz w:val="48"/>
       <w:szCs w:val="48"/>
-      <w:lang w:val="ru-RU" w:bidi="en-US"/>
     </w:rPr>
     <w:tblPr>
       <w:tblStyleRowBandSize w:val="1"/>
@@ -18612,7 +18610,7 @@
 <file path=word/charts/chart3.xml><?xml version="1.0" encoding="utf-8"?>
 <c:chartSpace xmlns:c="http://schemas.openxmlformats.org/drawingml/2006/chart" xmlns:a="http://schemas.openxmlformats.org/drawingml/2006/main" xmlns:r="http://schemas.openxmlformats.org/officeDocument/2006/relationships" xmlns:mc="http://schemas.openxmlformats.org/markup-compatibility/2006" xmlns:c14="http://schemas.microsoft.com/office/drawing/2007/8/2/chart">
   <c:date1904 val="0"/>
-  <c:lang val="ru-RU"/>
+  <c:lang val="en-US"/>
   <c:roundedCorners val="0"/>
   <mc:AlternateContent>
     <mc:Choice Requires="c14">
